--- a/media/R2428/output_dir/被测软件功能.docx
+++ b/media/R2428/output_dir/被测软件功能.docx
@@ -392,94 +392,6 @@
                 <w:szCs w:val="21"/>
               </w:rPr>
               <w:t xml:space="preserve">初始化功能需求规格说明的描述</w:t>
-            </w:r>
-          </w:p>
-        </w:tc>
-      </w:tr>
-      <w:tr>
-        <w:trPr>
-          <w:trHeight w:val="480"/>
-        </w:trPr>
-        <w:tc>
-          <w:tcPr>
-            <w:tcW w:w="216" w:type="pct"/>
-            <w:noWrap/>
-            <w:hideMark/>
-          </w:tcPr>
-          <w:p>
-            <w:pPr>
-              <w:numPr>
-                <w:ilvl w:val="0"/>
-                <w:numId w:val="2"/>
-              </w:numPr>
-              <w:ind w:right="57"/>
-              <w:rPr>
-                <w:color w:val="000000"/>
-                <w:szCs w:val="21"/>
-              </w:rPr>
-            </w:pPr>
-          </w:p>
-        </w:tc>
-        <w:tc>
-          <w:tcPr>
-            <w:tcW w:w="560" w:type="pct"/>
-            <w:vMerge w:val="continue"/>
-          </w:tcPr>
-          <w:p>
-            <w:pPr>
-              <w:jc w:val="left"/>
-              <w:rPr>
-                <w:szCs w:val="21"/>
-              </w:rPr>
-            </w:pPr>
-            <w:r>
-              <w:rPr>
-                <w:szCs w:val="21"/>
-              </w:rPr>
-              <w:t xml:space="preserve"/>
-            </w:r>
-          </w:p>
-        </w:tc>
-        <w:tc>
-          <w:tcPr>
-            <w:tcW w:w="706" w:type="pct"/>
-            <w:noWrap/>
-          </w:tcPr>
-          <w:p>
-            <w:pPr>
-              <w:jc w:val="left"/>
-              <w:rPr>
-                <w:szCs w:val="21"/>
-              </w:rPr>
-            </w:pPr>
-            <w:r>
-              <w:rPr>
-                <w:rFonts w:hint="eastAsia"/>
-                <w:szCs w:val="21"/>
-              </w:rPr>
-              <w:t xml:space="preserve">初始化功能</w:t>
-            </w:r>
-          </w:p>
-        </w:tc>
-        <w:tc>
-          <w:tcPr>
-            <w:tcW w:w="3518" w:type="pct"/>
-            <w:noWrap/>
-          </w:tcPr>
-          <w:p>
-            <w:pPr>
-              <w:rPr>
-                <w:noProof/>
-                <w:szCs w:val="21"/>
-              </w:rPr>
-            </w:pPr>
-            <w:r>
-              <w:rPr>
-                <w:rFonts w:hint="eastAsia"/>
-                <w:noProof/>
-                <w:szCs w:val="21"/>
-              </w:rPr>
-              <w:t xml:space="preserve">初始化功能需求的描述</w:t>
             </w:r>
           </w:p>
         </w:tc>
